--- a/Examples/GroupDocs.Assembly.Examples.Java/Data/Storage/Word Templates/DynamicImageDemo.docx
+++ b/Examples/GroupDocs.Assembly.Examples.Java/Data/Storage/Word Templates/DynamicImageDemo.docx
@@ -75,7 +75,7 @@
                                 <w:shd w:val="clear" w:color="auto" w:fill="FFFFFF"/>
                                 <w:lang w:val="en-AS"/>
                               </w:rPr>
-                              <w:t>expression</w:t>
+                              <w:t>image_expression</w:t>
                             </w:r>
                             <w:r>
                               <w:rPr>
@@ -136,7 +136,7 @@
                           <w:shd w:val="clear" w:color="auto" w:fill="FFFFFF"/>
                           <w:lang w:val="en-AS"/>
                         </w:rPr>
-                        <w:t>expression</w:t>
+                        <w:t>image_expression</w:t>
                       </w:r>
                       <w:r>
                         <w:rPr>
